--- a/public/downloads/莊子全解-作者折頁.docx
+++ b/public/downloads/莊子全解-作者折頁.docx
@@ -130,7 +130,7 @@
           <w:sz w:val="18"/>
           <w:szCs w:val="18"/>
         </w:rPr>
-        <w:t xml:space="preserve">• 成品裁切：菊16開 148×210 mm；折頁欄寬約 90 mm</w:t>
+        <w:t xml:space="preserve">• 成品裁切：菊16開 148×210 mm；書衣勒口欄寬約 90 mm（厚書建議 80–100 mm）</w:t>
       </w:r>
     </w:p>
     <w:p>
@@ -145,7 +145,7 @@
           <w:sz w:val="18"/>
           <w:szCs w:val="18"/>
         </w:rPr>
-        <w:t xml:space="preserve">• 下方正文可編輯（示意）；版式／書法署名請以 PDF 為準。</w:t>
+        <w:t xml:space="preserve">• 下方正文可編輯（示意）；版式／書法署名請以 PDF 為準。上機勒口見封面展開 PDF。</w:t>
       </w:r>
     </w:p>
     <w:p>
